--- a/Capstone_Project/02_Literature_Review/Group-3_Chapter_2_Literature_Review.docx
+++ b/Capstone_Project/02_Literature_Review/Group-3_Chapter_2_Literature_Review.docx
@@ -37,7 +37,6 @@
       </w:r>
       <w:r>
         <w:br/>
-        <w:t>Student / Group Template</w:t>
       </w:r>
       <w:r>
         <w:br/>
@@ -245,14 +244,6 @@
     </w:p>
     <w:p>
       <w:pPr>
-        <w:keepNext/>
-      </w:pPr>
-      <w:r>
-        <w:t>Explain what this chapter reviews and how it supports the project.</w:t>
-      </w:r>
-    </w:p>
-    <w:p>
-      <w:pPr>
         <w:spacing w:after="60"/>
       </w:pPr>
       <w:r>
@@ -266,14 +257,6 @@
       </w:pPr>
       <w:r>
         <w:t>2.2 Existing Research</w:t>
-      </w:r>
-    </w:p>
-    <w:p>
-      <w:pPr>
-        <w:keepNext/>
-      </w:pPr>
-      <w:r>
-        <w:t>Review credible academic and industry sources related to the problem.</w:t>
       </w:r>
     </w:p>
     <w:p>
@@ -309,14 +292,6 @@
       </w:pPr>
       <w:r>
         <w:t>2.3 Existing or Similar Systems</w:t>
-      </w:r>
-    </w:p>
-    <w:p>
-      <w:pPr>
-        <w:keepNext/>
-      </w:pPr>
-      <w:r>
-        <w:t>Compare at least three relevant systems. Discuss features, strengths, limitations and lessons for your solution.</w:t>
       </w:r>
     </w:p>
     <w:p>
@@ -1408,14 +1383,6 @@
     </w:p>
     <w:p>
       <w:pPr>
-        <w:keepNext/>
-      </w:pPr>
-      <w:r>
-        <w:t>Evaluate technologies, frameworks, databases, cloud platforms or tools relevant to the project.</w:t>
-      </w:r>
-    </w:p>
-    <w:p>
-      <w:pPr>
         <w:spacing w:after="80"/>
       </w:pPr>
       <w:r>
@@ -1919,14 +1886,6 @@
     </w:p>
     <w:p>
       <w:pPr>
-        <w:keepNext/>
-      </w:pPr>
-      <w:r>
-        <w:t>Identify what existing research or systems do not adequately solve. State the gap your project addresses.</w:t>
-      </w:r>
-    </w:p>
-    <w:p>
-      <w:pPr>
         <w:spacing w:after="80"/>
       </w:pPr>
       <w:r>
@@ -1940,14 +1899,6 @@
       </w:pPr>
       <w:r>
         <w:t>2.6 Conceptual / Technical Direction</w:t>
-      </w:r>
-    </w:p>
-    <w:p>
-      <w:pPr>
-        <w:keepNext/>
-      </w:pPr>
-      <w:r>
-        <w:t>Explain the key ideas or technologies that guide your proposed solution.</w:t>
       </w:r>
     </w:p>
     <w:p>
@@ -1990,14 +1941,6 @@
       </w:pPr>
       <w:r>
         <w:t>2.7 Chapter Summary</w:t>
-      </w:r>
-    </w:p>
-    <w:p>
-      <w:pPr>
-        <w:keepNext/>
-      </w:pPr>
-      <w:r>
-        <w:t>Summarise the main findings and link them to requirements.</w:t>
       </w:r>
     </w:p>
     <w:p>
